--- a/vba_src/上下兩張.docx
+++ b/vba_src/上下兩張.docx
@@ -89,6 +89,19 @@
               <w:rPr>
                 <w:rFonts w:ascii="標楷體" w:eastAsia="標楷體"/>
               </w:rPr>
+              <w:fldChar w:fldCharType="separate"/>
+            </w:r>
+            <w:r>
+              <w:rPr>
+                <w:rFonts w:ascii="標楷體" w:eastAsia="標楷體" w:hint="eastAsia"/>
+                <w:noProof/>
+              </w:rPr>
+              <w:t>長截圖測試</w:t>
+            </w:r>
+            <w:r>
+              <w:rPr>
+                <w:rFonts w:ascii="標楷體" w:eastAsia="標楷體"/>
+              </w:rPr>
               <w:fldChar w:fldCharType="end"/>
             </w:r>
           </w:p>
@@ -155,6 +168,23 @@
                 <w:sz w:val="20"/>
                 <w:szCs w:val="20"/>
               </w:rPr>
+              <w:fldChar w:fldCharType="separate"/>
+            </w:r>
+            <w:r>
+              <w:rPr>
+                <w:rFonts w:ascii="標楷體" w:eastAsia="標楷體"/>
+                <w:noProof/>
+                <w:sz w:val="20"/>
+                <w:szCs w:val="20"/>
+              </w:rPr>
+              <w:t>1141201</w:t>
+            </w:r>
+            <w:r>
+              <w:rPr>
+                <w:rFonts w:ascii="標楷體" w:eastAsia="標楷體"/>
+                <w:sz w:val="20"/>
+                <w:szCs w:val="20"/>
+              </w:rPr>
               <w:fldChar w:fldCharType="end"/>
             </w:r>
           </w:p>
@@ -217,6 +247,23 @@
                 <w:szCs w:val="20"/>
               </w:rPr>
               <w:instrText xml:space="preserve"> MERGEFIELD 時間 </w:instrText>
+            </w:r>
+            <w:r>
+              <w:rPr>
+                <w:rFonts w:ascii="標楷體" w:eastAsia="標楷體"/>
+                <w:sz w:val="20"/>
+                <w:szCs w:val="20"/>
+              </w:rPr>
+              <w:fldChar w:fldCharType="separate"/>
+            </w:r>
+            <w:r>
+              <w:rPr>
+                <w:rFonts w:ascii="標楷體" w:eastAsia="標楷體"/>
+                <w:noProof/>
+                <w:sz w:val="20"/>
+                <w:szCs w:val="20"/>
+              </w:rPr>
+              <w:t>0844</w:t>
             </w:r>
             <w:r>
               <w:rPr>
@@ -316,7 +363,7 @@
                 <w:rFonts w:ascii="標楷體"/>
                 <w:noProof/>
               </w:rPr>
-              <w:instrText>D:\\PicPick\\Image 031.jpg</w:instrText>
+              <w:instrText>C:\\Users\\chia-hao\\Downloads\\Processed_Images\\IMG_5116_01.jpg</w:instrText>
             </w:r>
             <w:r>
               <w:rPr>
@@ -488,6 +535,21 @@
                 <w:rFonts w:ascii="標楷體" w:eastAsia="標楷體"/>
                 <w:spacing w:val="-20"/>
               </w:rPr>
+              <w:fldChar w:fldCharType="separate"/>
+            </w:r>
+            <w:r>
+              <w:rPr>
+                <w:rFonts w:ascii="標楷體" w:eastAsia="標楷體" w:hint="eastAsia"/>
+                <w:noProof/>
+                <w:spacing w:val="-20"/>
+              </w:rPr>
+              <w:t>新化分局偵查隊</w:t>
+            </w:r>
+            <w:r>
+              <w:rPr>
+                <w:rFonts w:ascii="標楷體" w:eastAsia="標楷體"/>
+                <w:spacing w:val="-20"/>
+              </w:rPr>
               <w:fldChar w:fldCharType="end"/>
             </w:r>
           </w:p>
@@ -542,6 +604,19 @@
                 <w:rFonts w:ascii="標楷體" w:eastAsia="標楷體"/>
               </w:rPr>
               <w:instrText xml:space="preserve"> MERGEFIELD 製作人 </w:instrText>
+            </w:r>
+            <w:r>
+              <w:rPr>
+                <w:rFonts w:ascii="標楷體" w:eastAsia="標楷體"/>
+              </w:rPr>
+              <w:fldChar w:fldCharType="separate"/>
+            </w:r>
+            <w:r>
+              <w:rPr>
+                <w:rFonts w:ascii="標楷體" w:eastAsia="標楷體" w:hint="eastAsia"/>
+                <w:noProof/>
+              </w:rPr>
+              <w:t>巡官梁家豪</w:t>
             </w:r>
             <w:r>
               <w:rPr>
@@ -608,6 +683,19 @@
                 <w:rFonts w:ascii="標楷體" w:eastAsia="標楷體"/>
               </w:rPr>
               <w:instrText xml:space="preserve"> MERGEFIELD 說明 </w:instrText>
+            </w:r>
+            <w:r>
+              <w:rPr>
+                <w:rFonts w:ascii="標楷體" w:eastAsia="標楷體"/>
+              </w:rPr>
+              <w:fldChar w:fldCharType="separate"/>
+            </w:r>
+            <w:r>
+              <w:rPr>
+                <w:rFonts w:ascii="標楷體" w:eastAsia="標楷體" w:hint="eastAsia"/>
+                <w:noProof/>
+              </w:rPr>
+              <w:t>測試長截圖功能</w:t>
             </w:r>
             <w:r>
               <w:rPr>
@@ -730,6 +818,19 @@
               <w:rPr>
                 <w:rFonts w:ascii="標楷體" w:eastAsia="標楷體"/>
               </w:rPr>
+              <w:fldChar w:fldCharType="separate"/>
+            </w:r>
+            <w:r>
+              <w:rPr>
+                <w:rFonts w:ascii="標楷體" w:eastAsia="標楷體" w:hint="eastAsia"/>
+                <w:noProof/>
+              </w:rPr>
+              <w:t>長截圖測試</w:t>
+            </w:r>
+            <w:r>
+              <w:rPr>
+                <w:rFonts w:ascii="標楷體" w:eastAsia="標楷體"/>
+              </w:rPr>
               <w:fldChar w:fldCharType="end"/>
             </w:r>
           </w:p>
@@ -796,6 +897,23 @@
                 <w:sz w:val="20"/>
                 <w:szCs w:val="20"/>
               </w:rPr>
+              <w:fldChar w:fldCharType="separate"/>
+            </w:r>
+            <w:r>
+              <w:rPr>
+                <w:rFonts w:ascii="標楷體" w:eastAsia="標楷體"/>
+                <w:noProof/>
+                <w:sz w:val="20"/>
+                <w:szCs w:val="20"/>
+              </w:rPr>
+              <w:t>1141201</w:t>
+            </w:r>
+            <w:r>
+              <w:rPr>
+                <w:rFonts w:ascii="標楷體" w:eastAsia="標楷體"/>
+                <w:sz w:val="20"/>
+                <w:szCs w:val="20"/>
+              </w:rPr>
               <w:fldChar w:fldCharType="end"/>
             </w:r>
           </w:p>
@@ -858,6 +976,23 @@
                 <w:szCs w:val="20"/>
               </w:rPr>
               <w:instrText xml:space="preserve"> MERGEFIELD 時間 </w:instrText>
+            </w:r>
+            <w:r>
+              <w:rPr>
+                <w:rFonts w:ascii="標楷體" w:eastAsia="標楷體"/>
+                <w:sz w:val="20"/>
+                <w:szCs w:val="20"/>
+              </w:rPr>
+              <w:fldChar w:fldCharType="separate"/>
+            </w:r>
+            <w:r>
+              <w:rPr>
+                <w:rFonts w:ascii="標楷體" w:eastAsia="標楷體"/>
+                <w:noProof/>
+                <w:sz w:val="20"/>
+                <w:szCs w:val="20"/>
+              </w:rPr>
+              <w:t>0844</w:t>
             </w:r>
             <w:r>
               <w:rPr>
@@ -957,7 +1092,7 @@
                 <w:rFonts w:ascii="標楷體"/>
                 <w:noProof/>
               </w:rPr>
-              <w:instrText>D:\\PicPick\\Image 030.jpg</w:instrText>
+              <w:instrText>C:\\Users\\chia-hao\\Downloads\\Processed_Images\\IMG_5116_02.jpg</w:instrText>
             </w:r>
             <w:r>
               <w:rPr>
@@ -1129,6 +1264,21 @@
                 <w:rFonts w:ascii="標楷體" w:eastAsia="標楷體"/>
                 <w:spacing w:val="-20"/>
               </w:rPr>
+              <w:fldChar w:fldCharType="separate"/>
+            </w:r>
+            <w:r>
+              <w:rPr>
+                <w:rFonts w:ascii="標楷體" w:eastAsia="標楷體" w:hint="eastAsia"/>
+                <w:noProof/>
+                <w:spacing w:val="-20"/>
+              </w:rPr>
+              <w:t>新化分局偵查隊</w:t>
+            </w:r>
+            <w:r>
+              <w:rPr>
+                <w:rFonts w:ascii="標楷體" w:eastAsia="標楷體"/>
+                <w:spacing w:val="-20"/>
+              </w:rPr>
               <w:fldChar w:fldCharType="end"/>
             </w:r>
           </w:p>
@@ -1183,6 +1333,19 @@
                 <w:rFonts w:ascii="標楷體" w:eastAsia="標楷體"/>
               </w:rPr>
               <w:instrText xml:space="preserve"> MERGEFIELD 製作人 </w:instrText>
+            </w:r>
+            <w:r>
+              <w:rPr>
+                <w:rFonts w:ascii="標楷體" w:eastAsia="標楷體"/>
+              </w:rPr>
+              <w:fldChar w:fldCharType="separate"/>
+            </w:r>
+            <w:r>
+              <w:rPr>
+                <w:rFonts w:ascii="標楷體" w:eastAsia="標楷體" w:hint="eastAsia"/>
+                <w:noProof/>
+              </w:rPr>
+              <w:t>巡官梁家豪</w:t>
             </w:r>
             <w:r>
               <w:rPr>
@@ -1249,6 +1412,19 @@
                 <w:rFonts w:ascii="標楷體" w:eastAsia="標楷體"/>
               </w:rPr>
               <w:instrText xml:space="preserve"> MERGEFIELD 說明 </w:instrText>
+            </w:r>
+            <w:r>
+              <w:rPr>
+                <w:rFonts w:ascii="標楷體" w:eastAsia="標楷體"/>
+              </w:rPr>
+              <w:fldChar w:fldCharType="separate"/>
+            </w:r>
+            <w:r>
+              <w:rPr>
+                <w:rFonts w:ascii="標楷體" w:eastAsia="標楷體" w:hint="eastAsia"/>
+                <w:noProof/>
+              </w:rPr>
+              <w:t>測試長截圖功能</w:t>
             </w:r>
             <w:r>
               <w:rPr>
@@ -1433,7 +1609,6 @@
         <w:szCs w:val="36"/>
       </w:rPr>
     </w:pPr>
-    <w:proofErr w:type="gramStart"/>
     <w:r>
       <w:rPr>
         <w:rFonts w:ascii="標楷體" w:eastAsia="標楷體" w:hAnsi="標楷體" w:hint="eastAsia"/>
@@ -1443,7 +1618,6 @@
       </w:rPr>
       <w:t>臺</w:t>
     </w:r>
-    <w:proofErr w:type="gramEnd"/>
     <w:r>
       <w:rPr>
         <w:rFonts w:ascii="標楷體" w:eastAsia="標楷體" w:hAnsi="標楷體" w:hint="eastAsia"/>
@@ -1478,27 +1652,7 @@
         <w:sz w:val="36"/>
         <w:szCs w:val="36"/>
       </w:rPr>
-      <w:t>分局</w:t>
-    </w:r>
-    <w:proofErr w:type="gramStart"/>
-    <w:r>
-      <w:rPr>
-        <w:rFonts w:ascii="標楷體" w:eastAsia="標楷體" w:hAnsi="標楷體" w:hint="eastAsia"/>
-        <w:kern w:val="0"/>
-        <w:sz w:val="36"/>
-        <w:szCs w:val="36"/>
-      </w:rPr>
-      <w:t>蒐</w:t>
-    </w:r>
-    <w:proofErr w:type="gramEnd"/>
-    <w:r>
-      <w:rPr>
-        <w:rFonts w:ascii="標楷體" w:eastAsia="標楷體" w:hAnsi="標楷體" w:hint="eastAsia"/>
-        <w:kern w:val="0"/>
-        <w:sz w:val="36"/>
-        <w:szCs w:val="36"/>
-      </w:rPr>
-      <w:t>證</w:t>
+      <w:t>分局蒐證</w:t>
     </w:r>
     <w:r>
       <w:rPr>
